--- a/files/Kildefiler/Manualer_word_kilder/Manual-til-AutoHotKey-Installation-og-anvendelse.docx
+++ b/files/Kildefiler/Manualer_word_kilder/Manual-til-AutoHotKey-Installation-og-anvendelse.docx
@@ -419,7 +419,15 @@
         <w:t>Bemærk:</w:t>
       </w:r>
       <w:r>
-        <w:t xml:space="preserve"> AutoHotkey er ikke et program med en brugerflade, du åbner. Det er en baggrundsproces, der sætter Windows i stand til at køre .ahk-filer.</w:t>
+        <w:t xml:space="preserve"> AutoHotkey er ikke et program med en brugerflade, du åbner. Det er en baggrundsproces, der sætter Windows i stand til at </w:t>
+      </w:r>
+      <w:proofErr w:type="gramStart"/>
+      <w:r>
+        <w:t>køre .ahk</w:t>
+      </w:r>
+      <w:proofErr w:type="gramEnd"/>
+      <w:r>
+        <w:t>-filer.</w:t>
       </w:r>
     </w:p>
     <w:p>
@@ -431,7 +439,15 @@
         <w:t>2. Hent script-filen</w:t>
       </w:r>
       <w:r>
-        <w:t xml:space="preserve"> Hent selve .ahk-filen på </w:t>
+        <w:t xml:space="preserve"> Hent </w:t>
+      </w:r>
+      <w:proofErr w:type="gramStart"/>
+      <w:r>
+        <w:t>selve .ahk</w:t>
+      </w:r>
+      <w:proofErr w:type="gramEnd"/>
+      <w:r>
+        <w:t xml:space="preserve">-filen på </w:t>
       </w:r>
       <w:hyperlink r:id="rId7" w:history="1">
         <w:r>
@@ -735,7 +751,50 @@
         <w:rPr>
           <w:bCs/>
         </w:rPr>
-        <w:t>Scriptet er som standard slået fra i Word og PowerPoint, fordi Word har sin egen kemi-autocorrect, og de to kommer let til at rette i teksten samtidig. I OneNote er det som standard slået til.</w:t>
+        <w:t xml:space="preserve">Scriptet er som standard slået fra i Word og PowerPoint, fordi </w:t>
+      </w:r>
+      <w:r>
+        <w:rPr>
+          <w:bCs/>
+        </w:rPr>
+        <w:t xml:space="preserve">hvis du også har installeret autocorrect i </w:t>
+      </w:r>
+      <w:r>
+        <w:rPr>
+          <w:bCs/>
+        </w:rPr>
+        <w:t xml:space="preserve">Word </w:t>
+      </w:r>
+      <w:r>
+        <w:rPr>
+          <w:bCs/>
+        </w:rPr>
+        <w:t>vil du opleve, at begge autocorrect retter samtidigt</w:t>
+      </w:r>
+      <w:r>
+        <w:rPr>
+          <w:bCs/>
+        </w:rPr>
+        <w:t xml:space="preserve">. </w:t>
+      </w:r>
+      <w:r>
+        <w:rPr>
+          <w:bCs/>
+        </w:rPr>
+        <w:br/>
+        <w:t xml:space="preserve">Nogle gange virker Word autocorrect også inde i </w:t>
+      </w:r>
+      <w:r>
+        <w:rPr>
+          <w:bCs/>
+        </w:rPr>
+        <w:t>OneNote</w:t>
+      </w:r>
+      <w:r>
+        <w:rPr>
+          <w:bCs/>
+        </w:rPr>
+        <w:t>. I så fald kan du tilsvarende slå autocorrecten fra i Onenote.</w:t>
       </w:r>
     </w:p>
     <w:p>
@@ -1116,7 +1175,23 @@
                 <w:sz w:val="18"/>
                 <w:szCs w:val="18"/>
               </w:rPr>
-              <w:t>baoh2 ⇒ Ba(OH)₂</w:t>
+              <w:t xml:space="preserve">baoh2 ⇒ </w:t>
+            </w:r>
+            <w:proofErr w:type="gramStart"/>
+            <w:r>
+              <w:rPr>
+                <w:sz w:val="18"/>
+                <w:szCs w:val="18"/>
+              </w:rPr>
+              <w:t>Ba(</w:t>
+            </w:r>
+            <w:proofErr w:type="gramEnd"/>
+            <w:r>
+              <w:rPr>
+                <w:sz w:val="18"/>
+                <w:szCs w:val="18"/>
+              </w:rPr>
+              <w:t>OH)₂</w:t>
             </w:r>
           </w:p>
         </w:tc>
@@ -1162,8 +1237,17 @@
                 <w:sz w:val="18"/>
                 <w:szCs w:val="18"/>
               </w:rPr>
-              <w:t>formel på to tegn + !</w:t>
-            </w:r>
+              <w:t xml:space="preserve">formel på to tegn </w:t>
+            </w:r>
+            <w:proofErr w:type="gramStart"/>
+            <w:r>
+              <w:rPr>
+                <w:sz w:val="18"/>
+                <w:szCs w:val="18"/>
+              </w:rPr>
+              <w:t>+ !</w:t>
+            </w:r>
+            <w:proofErr w:type="gramEnd"/>
           </w:p>
         </w:tc>
         <w:tc>
@@ -1206,8 +1290,17 @@
                 <w:sz w:val="18"/>
                 <w:szCs w:val="18"/>
               </w:rPr>
-              <w:t>Formler på kun to tegn skal afsluttes med !</w:t>
-            </w:r>
+              <w:t xml:space="preserve">Formler på kun to tegn skal afsluttes </w:t>
+            </w:r>
+            <w:proofErr w:type="gramStart"/>
+            <w:r>
+              <w:rPr>
+                <w:sz w:val="18"/>
+                <w:szCs w:val="18"/>
+              </w:rPr>
+              <w:t>med !</w:t>
+            </w:r>
+            <w:proofErr w:type="gramEnd"/>
           </w:p>
         </w:tc>
       </w:tr>
@@ -1551,7 +1644,23 @@
                 <w:sz w:val="18"/>
                 <w:szCs w:val="18"/>
               </w:rPr>
-              <w:t>Virker kun på den forkerte skrivemåde, altså ikke Ba(OH)₂#</w:t>
+              <w:t xml:space="preserve">Virker kun på den forkerte skrivemåde, altså ikke </w:t>
+            </w:r>
+            <w:proofErr w:type="gramStart"/>
+            <w:r>
+              <w:rPr>
+                <w:sz w:val="18"/>
+                <w:szCs w:val="18"/>
+              </w:rPr>
+              <w:t>Ba(</w:t>
+            </w:r>
+            <w:proofErr w:type="gramEnd"/>
+            <w:r>
+              <w:rPr>
+                <w:sz w:val="18"/>
+                <w:szCs w:val="18"/>
+              </w:rPr>
+              <w:t>OH)₂#</w:t>
             </w:r>
           </w:p>
         </w:tc>
@@ -2004,8 +2113,17 @@
                 <w:sz w:val="18"/>
                 <w:szCs w:val="18"/>
               </w:rPr>
-              <w:t>De almindeligste enheder retter sig selv uden !</w:t>
-            </w:r>
+              <w:t xml:space="preserve">De almindeligste enheder retter sig selv </w:t>
+            </w:r>
+            <w:proofErr w:type="gramStart"/>
+            <w:r>
+              <w:rPr>
+                <w:sz w:val="18"/>
+                <w:szCs w:val="18"/>
+              </w:rPr>
+              <w:t>uden !</w:t>
+            </w:r>
+            <w:proofErr w:type="gramEnd"/>
           </w:p>
         </w:tc>
       </w:tr>
@@ -2151,21 +2269,7 @@
                 <w:sz w:val="18"/>
                 <w:szCs w:val="18"/>
               </w:rPr>
-              <w:t xml:space="preserve">&lt;-&gt; ⇒ ⇌   ·   --&gt; ⇒ </w:t>
-            </w:r>
-            <w:r>
-              <w:rPr>
-                <w:sz w:val="18"/>
-                <w:szCs w:val="18"/>
-              </w:rPr>
-              <w:t>⟶</w:t>
-            </w:r>
-            <w:r>
-              <w:rPr>
-                <w:sz w:val="18"/>
-                <w:szCs w:val="18"/>
-              </w:rPr>
-              <w:t xml:space="preserve">   ·   =&gt;! ⇒ ⇒</w:t>
+              <w:t>&lt;-&gt; ⇒ ⇌   ·   --&gt; ⇒ ⟶   ·   =&gt;! ⇒ ⇒</w:t>
             </w:r>
           </w:p>
         </w:tc>
